--- a/examples/api-document/example.docx
+++ b/examples/api-document/example.docx
@@ -48,7 +48,32 @@
     </w:p>
     <w:p>
       <w:r>
-        <w:t>**Version:** v1.0&lt;br&gt;**Base URL:** `https://api.example.com/v1`</w:t>
+        <w:rPr>
+          <w:b/>
+        </w:rPr>
+        <w:t>Version:</w:t>
+      </w:r>
+      <w:r>
+        <w:t xml:space="preserve"> v1.0</w:t>
+      </w:r>
+      <w:r>
+        <w:br/>
+      </w:r>
+      <w:r>
+        <w:rPr>
+          <w:b/>
+        </w:rPr>
+        <w:t>Base URL:</w:t>
+      </w:r>
+      <w:r>
+        <w:t xml:space="preserve"> </w:t>
+      </w:r>
+      <w:r>
+        <w:rPr>
+          <w:rFonts w:ascii="Consolas" w:hAnsi="Consolas"/>
+          <w:sz w:val="18"/>
+        </w:rPr>
+        <w:t>https://api.example.com/v1</w:t>
       </w:r>
     </w:p>
     <w:p>
@@ -64,7 +89,17 @@
     </w:p>
     <w:p>
       <w:r>
-        <w:t>All requests require a Bearer token in the `Authorization` header:</w:t>
+        <w:t xml:space="preserve">All requests require a Bearer token in the </w:t>
+      </w:r>
+      <w:r>
+        <w:rPr>
+          <w:rFonts w:ascii="Consolas" w:hAnsi="Consolas"/>
+          <w:sz w:val="18"/>
+        </w:rPr>
+        <w:t>Authorization</w:t>
+      </w:r>
+      <w:r>
+        <w:t xml:space="preserve"> header:</w:t>
       </w:r>
     </w:p>
     <w:p>
@@ -142,8 +177,15 @@
     <w:p>
       <w:r>
         <w:t>Returns a paginated list of documents.</w:t>
+      </w:r>
+      <w:r>
         <w:br/>
-        <w:t>**Query Parameters**</w:t>
+      </w:r>
+      <w:r>
+        <w:rPr>
+          <w:b/>
+        </w:rPr>
+        <w:t>Query Parameters</w:t>
       </w:r>
     </w:p>
     <w:tbl>
@@ -240,7 +282,11 @@
           <w:p>
             <w:r/>
             <w:r>
-              <w:t>`limit`</w:t>
+              <w:rPr>
+                <w:rFonts w:ascii="Consolas" w:hAnsi="Consolas"/>
+                <w:sz w:val="18"/>
+              </w:rPr>
+              <w:t>limit</w:t>
             </w:r>
           </w:p>
         </w:tc>
@@ -286,7 +332,11 @@
           <w:p>
             <w:r/>
             <w:r>
-              <w:t>`cursor`</w:t>
+              <w:rPr>
+                <w:rFonts w:ascii="Consolas" w:hAnsi="Consolas"/>
+                <w:sz w:val="18"/>
+              </w:rPr>
+              <w:t>cursor</w:t>
             </w:r>
           </w:p>
         </w:tc>
@@ -332,7 +382,11 @@
           <w:p>
             <w:r/>
             <w:r>
-              <w:t>`status`</w:t>
+              <w:rPr>
+                <w:rFonts w:ascii="Consolas" w:hAnsi="Consolas"/>
+                <w:sz w:val="18"/>
+              </w:rPr>
+              <w:t>status</w:t>
             </w:r>
           </w:p>
         </w:tc>
@@ -365,7 +419,34 @@
           <w:p>
             <w:r/>
             <w:r>
-              <w:t>Filter: `draft`, `published`, `archived`</w:t>
+              <w:t xml:space="preserve">Filter: </w:t>
+            </w:r>
+            <w:r>
+              <w:rPr>
+                <w:rFonts w:ascii="Consolas" w:hAnsi="Consolas"/>
+                <w:sz w:val="18"/>
+              </w:rPr>
+              <w:t>draft</w:t>
+            </w:r>
+            <w:r>
+              <w:t xml:space="preserve">, </w:t>
+            </w:r>
+            <w:r>
+              <w:rPr>
+                <w:rFonts w:ascii="Consolas" w:hAnsi="Consolas"/>
+                <w:sz w:val="18"/>
+              </w:rPr>
+              <w:t>published</w:t>
+            </w:r>
+            <w:r>
+              <w:t xml:space="preserve">, </w:t>
+            </w:r>
+            <w:r>
+              <w:rPr>
+                <w:rFonts w:ascii="Consolas" w:hAnsi="Consolas"/>
+                <w:sz w:val="18"/>
+              </w:rPr>
+              <w:t>archived</w:t>
             </w:r>
           </w:p>
         </w:tc>
@@ -373,7 +454,10 @@
     </w:tbl>
     <w:p>
       <w:r>
-        <w:t>**Response**</w:t>
+        <w:rPr>
+          <w:b/>
+        </w:rPr>
+        <w:t>Response</w:t>
       </w:r>
     </w:p>
     <w:p>
@@ -512,8 +596,15 @@
     <w:p>
       <w:r>
         <w:t>Converts Markdown to DOCX and stores the result.</w:t>
+      </w:r>
+      <w:r>
         <w:br/>
-        <w:t>**Request Body**</w:t>
+      </w:r>
+      <w:r>
+        <w:rPr>
+          <w:b/>
+        </w:rPr>
+        <w:t>Request Body</w:t>
       </w:r>
     </w:p>
     <w:p>
@@ -587,7 +678,20 @@
     </w:p>
     <w:p>
       <w:r>
-        <w:t>**Response** `201 Created`</w:t>
+        <w:rPr>
+          <w:b/>
+        </w:rPr>
+        <w:t>Response</w:t>
+      </w:r>
+      <w:r>
+        <w:t xml:space="preserve"> </w:t>
+      </w:r>
+      <w:r>
+        <w:rPr>
+          <w:rFonts w:ascii="Consolas" w:hAnsi="Consolas"/>
+          <w:sz w:val="18"/>
+        </w:rPr>
+        <w:t>201 Created</w:t>
       </w:r>
     </w:p>
     <w:p>
@@ -669,7 +773,10 @@
     </w:p>
     <w:p>
       <w:r>
-        <w:t>**Path Parameters**</w:t>
+        <w:rPr>
+          <w:b/>
+        </w:rPr>
+        <w:t>Path Parameters</w:t>
       </w:r>
     </w:p>
     <w:tbl>
@@ -747,7 +854,11 @@
           <w:p>
             <w:r/>
             <w:r>
-              <w:t>`id`</w:t>
+              <w:rPr>
+                <w:rFonts w:ascii="Consolas" w:hAnsi="Consolas"/>
+                <w:sz w:val="18"/>
+              </w:rPr>
+              <w:t>id</w:t>
             </w:r>
           </w:p>
         </w:tc>
@@ -769,7 +880,17 @@
           <w:p>
             <w:r/>
             <w:r>
-              <w:t>Document ID (e.g. `doc_7x9k2m`)</w:t>
+              <w:t xml:space="preserve">Document ID (e.g. </w:t>
+            </w:r>
+            <w:r>
+              <w:rPr>
+                <w:rFonts w:ascii="Consolas" w:hAnsi="Consolas"/>
+                <w:sz w:val="18"/>
+              </w:rPr>
+              <w:t>doc_7x9k2m</w:t>
+            </w:r>
+            <w:r>
+              <w:t>)</w:t>
             </w:r>
           </w:p>
         </w:tc>
@@ -777,7 +898,20 @@
     </w:tbl>
     <w:p>
       <w:r>
-        <w:t>**Response** `200 OK`</w:t>
+        <w:rPr>
+          <w:b/>
+        </w:rPr>
+        <w:t>Response</w:t>
+      </w:r>
+      <w:r>
+        <w:t xml:space="preserve"> </w:t>
+      </w:r>
+      <w:r>
+        <w:rPr>
+          <w:rFonts w:ascii="Consolas" w:hAnsi="Consolas"/>
+          <w:sz w:val="18"/>
+        </w:rPr>
+        <w:t>200 OK</w:t>
       </w:r>
     </w:p>
     <w:p>
@@ -883,7 +1017,27 @@
     </w:p>
     <w:p>
       <w:r>
-        <w:t>Returns the `.docx` file as `application/vnd.openxmlformats-officedocument.wordprocessingml.document`.</w:t>
+        <w:t xml:space="preserve">Returns the </w:t>
+      </w:r>
+      <w:r>
+        <w:rPr>
+          <w:rFonts w:ascii="Consolas" w:hAnsi="Consolas"/>
+          <w:sz w:val="18"/>
+        </w:rPr>
+        <w:t>.docx</w:t>
+      </w:r>
+      <w:r>
+        <w:t xml:space="preserve"> file as </w:t>
+      </w:r>
+      <w:r>
+        <w:rPr>
+          <w:rFonts w:ascii="Consolas" w:hAnsi="Consolas"/>
+          <w:sz w:val="18"/>
+        </w:rPr>
+        <w:t>application/vnd.openxmlformats-officedocument.wordprocessingml.document</w:t>
+      </w:r>
+      <w:r>
+        <w:t>.</w:t>
       </w:r>
     </w:p>
     <w:p>
@@ -972,7 +1126,11 @@
           <w:p>
             <w:r/>
             <w:r>
-              <w:t>`invalid_request`</w:t>
+              <w:rPr>
+                <w:rFonts w:ascii="Consolas" w:hAnsi="Consolas"/>
+                <w:sz w:val="18"/>
+              </w:rPr>
+              <w:t>invalid_request</w:t>
             </w:r>
           </w:p>
         </w:tc>
@@ -1007,7 +1165,11 @@
           <w:p>
             <w:r/>
             <w:r>
-              <w:t>`unauthorized`</w:t>
+              <w:rPr>
+                <w:rFonts w:ascii="Consolas" w:hAnsi="Consolas"/>
+                <w:sz w:val="18"/>
+              </w:rPr>
+              <w:t>unauthorized</w:t>
             </w:r>
           </w:p>
         </w:tc>
@@ -1042,7 +1204,11 @@
           <w:p>
             <w:r/>
             <w:r>
-              <w:t>`not_found`</w:t>
+              <w:rPr>
+                <w:rFonts w:ascii="Consolas" w:hAnsi="Consolas"/>
+                <w:sz w:val="18"/>
+              </w:rPr>
+              <w:t>not_found</w:t>
             </w:r>
           </w:p>
         </w:tc>
@@ -1077,7 +1243,11 @@
           <w:p>
             <w:r/>
             <w:r>
-              <w:t>`rate_limited`</w:t>
+              <w:rPr>
+                <w:rFonts w:ascii="Consolas" w:hAnsi="Consolas"/>
+                <w:sz w:val="18"/>
+              </w:rPr>
+              <w:t>rate_limited</w:t>
             </w:r>
           </w:p>
         </w:tc>
@@ -1099,7 +1269,17 @@
           <w:p>
             <w:r/>
             <w:r>
-              <w:t>Too many requests (see `Retry-After` header)</w:t>
+              <w:t xml:space="preserve">Too many requests (see </w:t>
+            </w:r>
+            <w:r>
+              <w:rPr>
+                <w:rFonts w:ascii="Consolas" w:hAnsi="Consolas"/>
+                <w:sz w:val="18"/>
+              </w:rPr>
+              <w:t>Retry-After</w:t>
+            </w:r>
+            <w:r>
+              <w:t xml:space="preserve"> header)</w:t>
             </w:r>
           </w:p>
         </w:tc>
@@ -1112,7 +1292,11 @@
           <w:p>
             <w:r/>
             <w:r>
-              <w:t>`internal_error`</w:t>
+              <w:rPr>
+                <w:rFonts w:ascii="Consolas" w:hAnsi="Consolas"/>
+                <w:sz w:val="18"/>
+              </w:rPr>
+              <w:t>internal_error</w:t>
             </w:r>
           </w:p>
         </w:tc>
@@ -1142,7 +1326,10 @@
     </w:tbl>
     <w:p>
       <w:r>
-        <w:t>**Error Response Format**</w:t>
+        <w:rPr>
+          <w:b/>
+        </w:rPr>
+        <w:t>Error Response Format</w:t>
       </w:r>
     </w:p>
     <w:p>
@@ -1403,7 +1590,27 @@
     </w:p>
     <w:p>
       <w:r>
-        <w:t>Subscribe to `document.created` and `document.failed` events. Payloads are signed with HMAC-SHA256.</w:t>
+        <w:t xml:space="preserve">Subscribe to </w:t>
+      </w:r>
+      <w:r>
+        <w:rPr>
+          <w:rFonts w:ascii="Consolas" w:hAnsi="Consolas"/>
+          <w:sz w:val="18"/>
+        </w:rPr>
+        <w:t>document.created</w:t>
+      </w:r>
+      <w:r>
+        <w:t xml:space="preserve"> and </w:t>
+      </w:r>
+      <w:r>
+        <w:rPr>
+          <w:rFonts w:ascii="Consolas" w:hAnsi="Consolas"/>
+          <w:sz w:val="18"/>
+        </w:rPr>
+        <w:t>document.failed</w:t>
+      </w:r>
+      <w:r>
+        <w:t xml:space="preserve"> events. Payloads are signed with HMAC-SHA256.</w:t>
       </w:r>
     </w:p>
     <w:p>
